--- a/assets/qibla-template.docx
+++ b/assets/qibla-template.docx
@@ -801,14 +801,14 @@
             </w:r>
             <w:r>
               <w:rPr>
-                <w:rFonts w:hint="cs"/>
+                <w:rFonts w:ascii="Wingdings 2" w:hAnsi="Wingdings 2" w:cs="Wingdings 2" w:hint="cs"/>
                 <w:b/>
                 <w:bCs/>
                 <w:color w:val="002060"/>
                 <w:sz w:val="28"/>
                 <w:szCs w:val="28"/>
               </w:rPr>
-              <w:sym w:font="Wingdings 2" w:char="F052"/>
+              <w:t>{maps_box_feasible}</w:t>
             </w:r>
             <w:r>
               <w:rPr>
@@ -848,14 +848,14 @@
             </w:r>
             <w:r>
               <w:rPr>
-                <w:rFonts w:hint="cs"/>
+                <w:rFonts w:ascii="Wingdings 2" w:hAnsi="Wingdings 2" w:cs="Wingdings 2" w:hint="cs"/>
                 <w:b/>
                 <w:bCs/>
                 <w:color w:val="002060"/>
                 <w:sz w:val="28"/>
                 <w:szCs w:val="28"/>
               </w:rPr>
-              <w:sym w:font="Wingdings 2" w:char="F0A3"/>
+              <w:t>{maps_box_adjust}</w:t>
             </w:r>
             <w:r>
               <w:rPr>

--- a/assets/qibla-template.docx
+++ b/assets/qibla-template.docx
@@ -1240,14 +1240,14 @@
             </w:pPr>
             <w:r>
               <w:rPr>
-                <w:rFonts w:hint="cs"/>
+                <w:rFonts w:ascii="Wingdings 2" w:hAnsi="Wingdings 2" w:cs="Wingdings 2" w:hint="cs"/>
                 <w:b/>
                 <w:bCs/>
                 <w:color w:val="002060"/>
                 <w:sz w:val="30"/>
                 <w:szCs w:val="30"/>
               </w:rPr>
-              <w:sym w:font="Wingdings 2" w:char="F052"/>
+              <w:t>{ready_box_no}</w:t>
             </w:r>
             <w:r>
               <w:rPr>
@@ -1275,6 +1275,17 @@
                 <w:rtl/>
               </w:rPr>
             </w:pPr>
+            <w:r>
+              <w:rPr>
+                <w:rFonts w:ascii="Wingdings 2" w:hAnsi="Wingdings 2" w:cs="Wingdings 2" w:hint="cs"/>
+                <w:b/>
+                <w:bCs/>
+                <w:color w:val="002060"/>
+                <w:sz w:val="30"/>
+                <w:szCs w:val="30"/>
+              </w:rPr>
+              <w:t>{ready_box_yes}</w:t>
+            </w:r>
             <w:r>
               <w:rPr>
                 <w:rFonts w:hint="cs"/>
